--- a/journal/supplementary_v87_ko_JIK.docx
+++ b/journal/supplementary_v87_ko_JIK.docx
@@ -246,7 +246,7 @@
                 <w:sz w:val="18"/>
                 <w:szCs w:val="18"/>
               </w:rPr>
-              <w:t xml:space="preserve">반도체 제조공정 기술. 웨이퍼 직접 접합(21/18, 21/20), 소자 분리·배선·TSV(21/76), 기판·절연층 처리(21/02), 화학적 기계연마(21/30–21/32) 등. 패키징 단계의 제조공정(21/48, 21/50–21/58, 21/60, 21/78)과 공정 장치(21/67–21/68)도 포함</w:t>
+              <w:t xml:space="preserve">반도체 제조공정 기술. 웨이퍼 직접 접합(21/18, 21/20), 소자 분리·배선·기판 관통 배선(21/76), 기판·절연층 처리(21/02), 화학적 기계연마(21/30–21/32) 등. 패키징 단계의 제조공정(21/48, 21/50–21/58, 21/60, 21/78)과 공정 장치(21/67–21/68)도 포함</w:t>
             </w:r>
           </w:p>
         </w:tc>
@@ -572,7 +572,7 @@
         <w:t xml:space="preserve"> </w:t>
       </w:r>
       <w:r>
-        <w:t xml:space="preserve">5건)이며, 그 분포는 표 S2와 같다. 2010년 이전 출원 가운데 무관 용법을 제외한 후 남는 출원의 상당수는 실리콘 웨이퍼 직접 접합(SOI 웨이퍼 제조 등) 출원으로, 하이브리드 본딩의 유전체 접합을 이루는 전구 기술이므로 표본에 포함하였다. 68건의 제목 목록은 요청 시 저자가 제공한다.</w:t>
+        <w:t xml:space="preserve">5건)이며, 그 분포는 표 S2와 같다. 2010년 이전 출원 가운데 무관 용법을 제외한 후 남는 출원의 상당수는 실리콘 웨이퍼 직접 접합(SOI(silicon-on-insulator) 웨이퍼 제조 등) 출원으로, 하이브리드 본딩의 유전체 접합을 이루는 전구 기술이므로 표본에 포함하였다. 68건의 제목 목록은 요청 시 저자가 제공한다.</w:t>
       </w:r>
     </w:p>
     <w:p>
